--- a/klagomål/A 47706-2025 FSC-klagomål.docx
+++ b/klagomål/A 47706-2025 FSC-klagomål.docx
@@ -168,7 +168,7 @@
     </w:p>
     <w:p>
       <w:r>
-        <w:t>Detta dokument behandlar höga naturvärden i avverkningsanmälan A 47706-2025 i Åsele kommun. Denna avverkningsanmälan inkom 2025-10-01 14:39:44 och omfattar 21,5 ha.</w:t>
+        <w:t>Detta dokument behandlar höga naturvärden i avverkningsanmälan A 47706-2025 i Åsele kommun. Denna avverkningsanmälan inkom 2025-10-01 00:00:00 och omfattar 21,5 ha.</w:t>
       </w:r>
     </w:p>
     <w:p>
@@ -1199,7 +1199,7 @@
     <w:r>
       <w:tab/>
       <w:tab/>
-      <w:t>2026-04-14</w:t>
+      <w:t>2026-04-15</w:t>
       <w:br/>
       <w:br/>
     </w:r>

--- a/klagomål/A 47706-2025 FSC-klagomål.docx
+++ b/klagomål/A 47706-2025 FSC-klagomål.docx
@@ -1199,7 +1199,7 @@
     <w:r>
       <w:tab/>
       <w:tab/>
-      <w:t>2026-04-15</w:t>
+      <w:t>2026-04-16</w:t>
       <w:br/>
       <w:br/>
     </w:r>

--- a/klagomål/A 47706-2025 FSC-klagomål.docx
+++ b/klagomål/A 47706-2025 FSC-klagomål.docx
@@ -1199,7 +1199,7 @@
     <w:r>
       <w:tab/>
       <w:tab/>
-      <w:t>2026-04-16</w:t>
+      <w:t>2026-04-17</w:t>
       <w:br/>
       <w:br/>
     </w:r>

--- a/klagomål/A 47706-2025 FSC-klagomål.docx
+++ b/klagomål/A 47706-2025 FSC-klagomål.docx
@@ -1199,7 +1199,7 @@
     <w:r>
       <w:tab/>
       <w:tab/>
-      <w:t>2026-04-17</w:t>
+      <w:t>2026-04-18</w:t>
       <w:br/>
       <w:br/>
     </w:r>

--- a/klagomål/A 47706-2025 FSC-klagomål.docx
+++ b/klagomål/A 47706-2025 FSC-klagomål.docx
@@ -1199,7 +1199,7 @@
     <w:r>
       <w:tab/>
       <w:tab/>
-      <w:t>2026-04-18</w:t>
+      <w:t>2026-04-19</w:t>
       <w:br/>
       <w:br/>
     </w:r>

--- a/klagomål/A 47706-2025 FSC-klagomål.docx
+++ b/klagomål/A 47706-2025 FSC-klagomål.docx
@@ -1199,7 +1199,7 @@
     <w:r>
       <w:tab/>
       <w:tab/>
-      <w:t>2026-04-19</w:t>
+      <w:t>2026-04-20</w:t>
       <w:br/>
       <w:br/>
     </w:r>

--- a/klagomål/A 47706-2025 FSC-klagomål.docx
+++ b/klagomål/A 47706-2025 FSC-klagomål.docx
@@ -1199,7 +1199,7 @@
     <w:r>
       <w:tab/>
       <w:tab/>
-      <w:t>2026-04-20</w:t>
+      <w:t>2026-04-21</w:t>
       <w:br/>
       <w:br/>
     </w:r>

--- a/klagomål/A 47706-2025 FSC-klagomål.docx
+++ b/klagomål/A 47706-2025 FSC-klagomål.docx
@@ -1199,7 +1199,7 @@
     <w:r>
       <w:tab/>
       <w:tab/>
-      <w:t>2026-04-21</w:t>
+      <w:t>2026-04-22</w:t>
       <w:br/>
       <w:br/>
     </w:r>

--- a/klagomål/A 47706-2025 FSC-klagomål.docx
+++ b/klagomål/A 47706-2025 FSC-klagomål.docx
@@ -1199,7 +1199,7 @@
     <w:r>
       <w:tab/>
       <w:tab/>
-      <w:t>2026-04-22</w:t>
+      <w:t>2026-04-23</w:t>
       <w:br/>
       <w:br/>
     </w:r>

--- a/klagomål/A 47706-2025 FSC-klagomål.docx
+++ b/klagomål/A 47706-2025 FSC-klagomål.docx
@@ -1199,7 +1199,7 @@
     <w:r>
       <w:tab/>
       <w:tab/>
-      <w:t>2026-04-23</w:t>
+      <w:t>2026-04-24</w:t>
       <w:br/>
       <w:br/>
     </w:r>

--- a/klagomål/A 47706-2025 FSC-klagomål.docx
+++ b/klagomål/A 47706-2025 FSC-klagomål.docx
@@ -1199,7 +1199,7 @@
     <w:r>
       <w:tab/>
       <w:tab/>
-      <w:t>2026-04-24</w:t>
+      <w:t>2026-04-25</w:t>
       <w:br/>
       <w:br/>
     </w:r>

--- a/klagomål/A 47706-2025 FSC-klagomål.docx
+++ b/klagomål/A 47706-2025 FSC-klagomål.docx
@@ -1199,7 +1199,7 @@
     <w:r>
       <w:tab/>
       <w:tab/>
-      <w:t>2026-04-25</w:t>
+      <w:t>2026-04-26</w:t>
       <w:br/>
       <w:br/>
     </w:r>

--- a/klagomål/A 47706-2025 FSC-klagomål.docx
+++ b/klagomål/A 47706-2025 FSC-klagomål.docx
@@ -1199,7 +1199,7 @@
     <w:r>
       <w:tab/>
       <w:tab/>
-      <w:t>2026-04-26</w:t>
+      <w:t>2026-04-27</w:t>
       <w:br/>
       <w:br/>
     </w:r>

--- a/klagomål/A 47706-2025 FSC-klagomål.docx
+++ b/klagomål/A 47706-2025 FSC-klagomål.docx
@@ -1199,7 +1199,7 @@
     <w:r>
       <w:tab/>
       <w:tab/>
-      <w:t>2026-04-27</w:t>
+      <w:t>2026-04-28</w:t>
       <w:br/>
       <w:br/>
     </w:r>

--- a/klagomål/A 47706-2025 FSC-klagomål.docx
+++ b/klagomål/A 47706-2025 FSC-klagomål.docx
@@ -1199,7 +1199,7 @@
     <w:r>
       <w:tab/>
       <w:tab/>
-      <w:t>2026-05-16</w:t>
+      <w:t>2026-05-17</w:t>
       <w:br/>
       <w:br/>
     </w:r>

--- a/klagomål/A 47706-2025 FSC-klagomål.docx
+++ b/klagomål/A 47706-2025 FSC-klagomål.docx
@@ -1199,7 +1199,7 @@
     <w:r>
       <w:tab/>
       <w:tab/>
-      <w:t>2026-05-17</w:t>
+      <w:t>2026-05-18</w:t>
       <w:br/>
       <w:br/>
     </w:r>
